--- a/public/templates/cerere-concediu-template.docx
+++ b/public/templates/cerere-concediu-template.docx
@@ -69,7 +69,6 @@
           </w:tcPr>
           <w:p>
             <w:pPr>
-              <w:pageBreakBefore w:val="0"/>
               <w:spacing w:line="240" w:lineRule="auto"/>
               <w:rPr>
                 <w:rFonts w:ascii="Times New Roman" w:cs="Times New Roman" w:eastAsia="Times New Roman" w:hAnsi="Times New Roman"/>
@@ -87,7 +86,6 @@
           </w:p>
           <w:p>
             <w:pPr>
-              <w:pageBreakBefore w:val="0"/>
               <w:spacing w:line="180" w:lineRule="auto"/>
               <w:rPr>
                 <w:rFonts w:ascii="Times New Roman" w:cs="Times New Roman" w:eastAsia="Times New Roman" w:hAnsi="Times New Roman"/>
@@ -111,7 +109,6 @@
           </w:p>
           <w:p>
             <w:pPr>
-              <w:pageBreakBefore w:val="0"/>
               <w:spacing w:line="180" w:lineRule="auto"/>
               <w:rPr>
                 <w:rFonts w:ascii="Times New Roman" w:cs="Times New Roman" w:eastAsia="Times New Roman" w:hAnsi="Times New Roman"/>
@@ -129,7 +126,6 @@
           </w:p>
           <w:p>
             <w:pPr>
-              <w:pageBreakBefore w:val="0"/>
               <w:spacing w:line="180" w:lineRule="auto"/>
               <w:rPr>
                 <w:rFonts w:ascii="Times New Roman" w:cs="Times New Roman" w:eastAsia="Times New Roman" w:hAnsi="Times New Roman"/>
@@ -173,7 +169,6 @@
             <w:pPr>
               <w:keepNext w:val="0"/>
               <w:keepLines w:val="0"/>
-              <w:pageBreakBefore w:val="0"/>
               <w:widowControl w:val="0"/>
               <w:pBdr>
                 <w:top w:space="0" w:sz="0" w:val="nil"/>
@@ -307,7 +302,7 @@
           <w:szCs w:val="24"/>
           <w:rtl w:val="0"/>
         </w:rPr>
-        <w:t xml:space="preserve">Data înregistrării: </w:t>
+        <w:t xml:space="preserve">Data solicitării: </w:t>
       </w:r>
       <w:r>
         <w:rPr>
@@ -573,31 +568,43 @@
           <w:szCs w:val="24"/>
           <w:rtl w:val="0"/>
         </w:rPr>
-        <w:t xml:space="preserve">[{tipCO}] </w:t>
-      </w:r>
-      <w:r>
+        <w:t xml:space="preserve">[{tipCO}] Concediu de odihnă</w:t>
+      </w:r>
+    </w:p>
+    <w:p>
+      <w:pPr>
+        <w:pageBreakBefore w:val="0"/>
+        <w:spacing w:after="0" w:line="240" w:lineRule="auto"/>
+        <w:jc w:val="left"/>
         <w:rPr>
           <w:rFonts w:ascii="Times New Roman" w:cs="Times New Roman" w:eastAsia="Times New Roman" w:hAnsi="Times New Roman"/>
           <w:b w:val="1"/>
           <w:bCs w:val="1"/>
           <w:sz w:val="24"/>
           <w:szCs w:val="24"/>
-          <w:rtl w:val="0"/>
-        </w:rPr>
-        <w:t xml:space="preserve">Concediu de odihnă</w:t>
-      </w:r>
-    </w:p>
-    <w:p>
-      <w:pPr>
-        <w:pageBreakBefore w:val="0"/>
-        <w:spacing w:after="0" w:line="240" w:lineRule="auto"/>
-        <w:jc w:val="left"/>
+        </w:rPr>
+      </w:pPr>
+      <w:r>
         <w:rPr>
           <w:rFonts w:ascii="Times New Roman" w:cs="Times New Roman" w:eastAsia="Times New Roman" w:hAnsi="Times New Roman"/>
           <w:b w:val="1"/>
           <w:bCs w:val="1"/>
           <w:sz w:val="24"/>
           <w:szCs w:val="24"/>
+          <w:rtl w:val="0"/>
+        </w:rPr>
+        <w:t xml:space="preserve">[{tipCP}] Concediu fără plată</w:t>
+      </w:r>
+    </w:p>
+    <w:p>
+      <w:pPr>
+        <w:pageBreakBefore w:val="0"/>
+        <w:spacing w:after="0" w:line="240" w:lineRule="auto"/>
+        <w:jc w:val="left"/>
+        <w:rPr>
+          <w:rFonts w:ascii="Times New Roman" w:cs="Times New Roman" w:eastAsia="Times New Roman" w:hAnsi="Times New Roman"/>
+          <w:sz w:val="24"/>
+          <w:szCs w:val="24"/>
         </w:rPr>
       </w:pPr>
       <w:r>
@@ -609,20 +616,55 @@
           <w:szCs w:val="24"/>
           <w:rtl w:val="0"/>
         </w:rPr>
-        <w:t xml:space="preserve">[{tipCP}] Concediu fără plată</w:t>
-      </w:r>
-    </w:p>
-    <w:p>
-      <w:pPr>
-        <w:pageBreakBefore w:val="0"/>
-        <w:spacing w:after="0" w:line="240" w:lineRule="auto"/>
-        <w:jc w:val="left"/>
-        <w:rPr>
-          <w:rFonts w:ascii="Times New Roman" w:cs="Times New Roman" w:eastAsia="Times New Roman" w:hAnsi="Times New Roman"/>
-          <w:sz w:val="24"/>
-          <w:szCs w:val="24"/>
-        </w:rPr>
-      </w:pPr>
+        <w:t xml:space="preserve">[{tipCL}] Concediu legal</w:t>
+      </w:r>
+      <w:r>
+        <w:rPr>
+          <w:rFonts w:ascii="Times New Roman" w:cs="Times New Roman" w:eastAsia="Times New Roman" w:hAnsi="Times New Roman"/>
+          <w:sz w:val="24"/>
+          <w:szCs w:val="24"/>
+          <w:rtl w:val="0"/>
+        </w:rPr>
+        <w:t xml:space="preserve"> (căsătorie, naștere copil, deces, alte sărbători legale etc.)</w:t>
+      </w:r>
+    </w:p>
+    <w:p>
+      <w:pPr>
+        <w:pageBreakBefore w:val="0"/>
+        <w:spacing w:after="0" w:line="240" w:lineRule="auto"/>
+        <w:jc w:val="left"/>
+        <w:rPr>
+          <w:rFonts w:ascii="Times New Roman" w:cs="Times New Roman" w:eastAsia="Times New Roman" w:hAnsi="Times New Roman"/>
+          <w:sz w:val="24"/>
+          <w:szCs w:val="24"/>
+        </w:rPr>
+      </w:pPr>
+      <w:r>
+        <w:rPr>
+          <w:rtl w:val="0"/>
+        </w:rPr>
+      </w:r>
+    </w:p>
+    <w:p>
+      <w:pPr>
+        <w:pageBreakBefore w:val="0"/>
+        <w:spacing w:after="0" w:line="240" w:lineRule="auto"/>
+        <w:jc w:val="left"/>
+        <w:rPr>
+          <w:rFonts w:ascii="Times New Roman" w:cs="Times New Roman" w:eastAsia="Times New Roman" w:hAnsi="Times New Roman"/>
+          <w:sz w:val="24"/>
+          <w:szCs w:val="24"/>
+        </w:rPr>
+      </w:pPr>
+      <w:r>
+        <w:rPr>
+          <w:rFonts w:ascii="Times New Roman" w:cs="Times New Roman" w:eastAsia="Times New Roman" w:hAnsi="Times New Roman"/>
+          <w:sz w:val="24"/>
+          <w:szCs w:val="24"/>
+          <w:rtl w:val="0"/>
+        </w:rPr>
+        <w:t xml:space="preserve">Perioada solicitată (de la data de - la data de): </w:t>
+      </w:r>
       <w:r>
         <w:rPr>
           <w:rFonts w:ascii="Times New Roman" w:cs="Times New Roman" w:eastAsia="Times New Roman" w:hAnsi="Times New Roman"/>
@@ -632,54 +674,33 @@
           <w:szCs w:val="24"/>
           <w:rtl w:val="0"/>
         </w:rPr>
-        <w:t xml:space="preserve">[{tipCL}] Concediu legal</w:t>
-      </w:r>
-      <w:r>
-        <w:rPr>
-          <w:rFonts w:ascii="Times New Roman" w:cs="Times New Roman" w:eastAsia="Times New Roman" w:hAnsi="Times New Roman"/>
-          <w:sz w:val="24"/>
-          <w:szCs w:val="24"/>
-          <w:rtl w:val="0"/>
-        </w:rPr>
-        <w:t xml:space="preserve"> (căsătorie, naștere copil, deces, alte sărbători legale etc.)</w:t>
-      </w:r>
-    </w:p>
-    <w:p>
-      <w:pPr>
-        <w:pageBreakBefore w:val="0"/>
-        <w:spacing w:after="0" w:line="240" w:lineRule="auto"/>
-        <w:jc w:val="left"/>
-        <w:rPr>
-          <w:rFonts w:ascii="Times New Roman" w:cs="Times New Roman" w:eastAsia="Times New Roman" w:hAnsi="Times New Roman"/>
-          <w:sz w:val="24"/>
-          <w:szCs w:val="24"/>
-        </w:rPr>
-      </w:pPr>
-      <w:r>
-        <w:rPr>
-          <w:rtl w:val="0"/>
-        </w:rPr>
-      </w:r>
-    </w:p>
-    <w:p>
-      <w:pPr>
-        <w:pageBreakBefore w:val="0"/>
-        <w:spacing w:after="0" w:line="240" w:lineRule="auto"/>
-        <w:jc w:val="left"/>
-        <w:rPr>
-          <w:rFonts w:ascii="Times New Roman" w:cs="Times New Roman" w:eastAsia="Times New Roman" w:hAnsi="Times New Roman"/>
-          <w:sz w:val="24"/>
-          <w:szCs w:val="24"/>
-        </w:rPr>
-      </w:pPr>
-      <w:r>
-        <w:rPr>
-          <w:rFonts w:ascii="Times New Roman" w:cs="Times New Roman" w:eastAsia="Times New Roman" w:hAnsi="Times New Roman"/>
-          <w:sz w:val="24"/>
-          <w:szCs w:val="24"/>
-          <w:rtl w:val="0"/>
-        </w:rPr>
-        <w:t xml:space="preserve">Perioada solicitată (de la data de - la data de): </w:t>
+        <w:t xml:space="preserve">{dataI} - {dataS}</w:t>
+      </w:r>
+      <w:r>
+        <w:rPr>
+          <w:rtl w:val="0"/>
+        </w:rPr>
+      </w:r>
+    </w:p>
+    <w:p>
+      <w:pPr>
+        <w:pageBreakBefore w:val="0"/>
+        <w:spacing w:after="0" w:line="240" w:lineRule="auto"/>
+        <w:jc w:val="left"/>
+        <w:rPr>
+          <w:rFonts w:ascii="Times New Roman" w:cs="Times New Roman" w:eastAsia="Times New Roman" w:hAnsi="Times New Roman"/>
+          <w:sz w:val="24"/>
+          <w:szCs w:val="24"/>
+        </w:rPr>
+      </w:pPr>
+      <w:r>
+        <w:rPr>
+          <w:rFonts w:ascii="Times New Roman" w:cs="Times New Roman" w:eastAsia="Times New Roman" w:hAnsi="Times New Roman"/>
+          <w:sz w:val="24"/>
+          <w:szCs w:val="24"/>
+          <w:rtl w:val="0"/>
+        </w:rPr>
+        <w:t xml:space="preserve">Număr cumulat de zile: </w:t>
       </w:r>
       <w:r>
         <w:rPr>
@@ -690,65 +711,6 @@
           <w:szCs w:val="24"/>
           <w:rtl w:val="0"/>
         </w:rPr>
-        <w:t xml:space="preserve">{dataI}</w:t>
-      </w:r>
-      <w:r>
-        <w:rPr>
-          <w:rFonts w:ascii="Times New Roman" w:cs="Times New Roman" w:eastAsia="Times New Roman" w:hAnsi="Times New Roman"/>
-          <w:b w:val="1"/>
-          <w:bCs w:val="1"/>
-          <w:sz w:val="24"/>
-          <w:szCs w:val="24"/>
-          <w:rtl w:val="0"/>
-        </w:rPr>
-        <w:t xml:space="preserve"> - </w:t>
-      </w:r>
-      <w:r>
-        <w:rPr>
-          <w:rFonts w:ascii="Times New Roman" w:cs="Times New Roman" w:eastAsia="Times New Roman" w:hAnsi="Times New Roman"/>
-          <w:b w:val="1"/>
-          <w:bCs w:val="1"/>
-          <w:sz w:val="24"/>
-          <w:szCs w:val="24"/>
-          <w:rtl w:val="0"/>
-        </w:rPr>
-        <w:t xml:space="preserve">{dataS}</w:t>
-      </w:r>
-      <w:r>
-        <w:rPr>
-          <w:rtl w:val="0"/>
-        </w:rPr>
-      </w:r>
-    </w:p>
-    <w:p>
-      <w:pPr>
-        <w:pageBreakBefore w:val="0"/>
-        <w:spacing w:after="0" w:line="240" w:lineRule="auto"/>
-        <w:jc w:val="left"/>
-        <w:rPr>
-          <w:rFonts w:ascii="Times New Roman" w:cs="Times New Roman" w:eastAsia="Times New Roman" w:hAnsi="Times New Roman"/>
-          <w:sz w:val="24"/>
-          <w:szCs w:val="24"/>
-        </w:rPr>
-      </w:pPr>
-      <w:r>
-        <w:rPr>
-          <w:rFonts w:ascii="Times New Roman" w:cs="Times New Roman" w:eastAsia="Times New Roman" w:hAnsi="Times New Roman"/>
-          <w:sz w:val="24"/>
-          <w:szCs w:val="24"/>
-          <w:rtl w:val="0"/>
-        </w:rPr>
-        <w:t xml:space="preserve">Număr cumulat de zile: </w:t>
-      </w:r>
-      <w:r>
-        <w:rPr>
-          <w:rFonts w:ascii="Times New Roman" w:cs="Times New Roman" w:eastAsia="Times New Roman" w:hAnsi="Times New Roman"/>
-          <w:b w:val="1"/>
-          <w:bCs w:val="1"/>
-          <w:sz w:val="24"/>
-          <w:szCs w:val="24"/>
-          <w:rtl w:val="0"/>
-        </w:rPr>
         <w:t xml:space="preserve">{zile}</w:t>
       </w:r>
       <w:r>
@@ -1029,8 +991,8 @@
       </w:r>
     </w:p>
     <w:sectPr>
-      <w:headerReference r:id="rId6" w:type="default"/>
-      <w:footerReference r:id="rId7" w:type="default"/>
+      <w:headerReference r:id="rId7" w:type="default"/>
+      <w:footerReference r:id="rId8" w:type="default"/>
       <w:pgSz w:h="16834" w:w="11909" w:orient="portrait"/>
       <w:pgMar w:bottom="824.6456692913421" w:top="0" w:left="1440" w:right="973.937007874016" w:header="720" w:footer="720"/>
       <w:pgNumType w:start="1"/>
@@ -1043,7 +1005,6 @@
 <w:ftr xmlns:mc="http://schemas.openxmlformats.org/markup-compatibility/2006" xmlns:o="urn:schemas-microsoft-com:office:office" xmlns:r="http://schemas.openxmlformats.org/officeDocument/2006/relationships" xmlns:m="http://schemas.openxmlformats.org/officeDocument/2006/math" xmlns:v="urn:schemas-microsoft-com:vml" xmlns:wp="http://schemas.openxmlformats.org/drawingml/2006/wordprocessingDrawing" xmlns:w10="urn:schemas-microsoft-com:office:word" xmlns:w="http://schemas.openxmlformats.org/wordprocessingml/2006/main" xmlns:wne="http://schemas.microsoft.com/office/word/2006/wordml" xmlns:sl="http://schemas.openxmlformats.org/schemaLibrary/2006/main" xmlns:a="http://schemas.openxmlformats.org/drawingml/2006/main" xmlns:pic="http://schemas.openxmlformats.org/drawingml/2006/picture" xmlns:c="http://schemas.openxmlformats.org/drawingml/2006/chart" xmlns:lc="http://schemas.openxmlformats.org/drawingml/2006/lockedCanvas" xmlns:dgm="http://schemas.openxmlformats.org/drawingml/2006/diagram" xmlns:wps="http://schemas.microsoft.com/office/word/2010/wordprocessingShape" xmlns:wpg="http://schemas.microsoft.com/office/word/2010/wordprocessingGroup" xmlns:w14="http://schemas.microsoft.com/office/word/2010/wordml" xmlns:w15="http://schemas.microsoft.com/office/word/2012/wordml" xmlns:w16="http://schemas.microsoft.com/office/word/2018/wordml" xmlns:w16cex="http://schemas.microsoft.com/office/word/2018/wordml/cex" xmlns:w16cid="http://schemas.microsoft.com/office/word/2016/wordml/cid" xmlns="http://schemas.microsoft.com/office/tasks/2019/documenttasks" xmlns:cr="http://schemas.microsoft.com/office/comments/2020/reactions">
   <w:p>
     <w:pPr>
-      <w:pageBreakBefore w:val="0"/>
       <w:spacing w:after="0" w:before="0" w:line="360" w:lineRule="auto"/>
       <w:jc w:val="center"/>
       <w:rPr>
@@ -1100,7 +1061,6 @@
   </w:p>
   <w:p>
     <w:pPr>
-      <w:pageBreakBefore w:val="0"/>
       <w:spacing w:after="0" w:before="0" w:line="360" w:lineRule="auto"/>
       <w:jc w:val="center"/>
       <w:rPr>
@@ -1149,7 +1109,6 @@
   </w:p>
   <w:p>
     <w:pPr>
-      <w:pageBreakBefore w:val="0"/>
       <w:spacing w:after="0" w:before="0" w:line="360" w:lineRule="auto"/>
       <w:jc w:val="center"/>
       <w:rPr>
@@ -1198,37 +1157,7 @@
         <w:szCs w:val="16"/>
         <w:rtl w:val="0"/>
       </w:rPr>
-      <w:t xml:space="preserve">| </w:t>
-    </w:r>
-    <w:r>
-      <w:rPr>
-        <w:rFonts w:ascii="Times New Roman" w:cs="Times New Roman" w:eastAsia="Times New Roman" w:hAnsi="Times New Roman"/>
-        <w:color w:val="595959"/>
-        <w:sz w:val="16"/>
-        <w:szCs w:val="16"/>
-        <w:rtl w:val="0"/>
-      </w:rPr>
-      <w:t xml:space="preserve">www.madrigal.ro</w:t>
-    </w:r>
-    <w:r>
-      <w:rPr>
-        <w:rFonts w:ascii="Times New Roman" w:cs="Times New Roman" w:eastAsia="Times New Roman" w:hAnsi="Times New Roman"/>
-        <w:color w:val="595959"/>
-        <w:sz w:val="16"/>
-        <w:szCs w:val="16"/>
-        <w:rtl w:val="0"/>
-      </w:rPr>
-      <w:t xml:space="preserve"> | </w:t>
-    </w:r>
-    <w:r>
-      <w:rPr>
-        <w:rFonts w:ascii="Times New Roman" w:cs="Times New Roman" w:eastAsia="Times New Roman" w:hAnsi="Times New Roman"/>
-        <w:color w:val="595959"/>
-        <w:sz w:val="16"/>
-        <w:szCs w:val="16"/>
-        <w:rtl w:val="0"/>
-      </w:rPr>
-      <w:t xml:space="preserve">www.cantusmundi.com</w:t>
+      <w:t xml:space="preserve">| www.madrigal.ro | www.cantusmundi.com</w:t>
     </w:r>
     <w:r>
       <w:rPr>
@@ -1243,7 +1172,6 @@
 <w:hdr xmlns:mc="http://schemas.openxmlformats.org/markup-compatibility/2006" xmlns:o="urn:schemas-microsoft-com:office:office" xmlns:r="http://schemas.openxmlformats.org/officeDocument/2006/relationships" xmlns:m="http://schemas.openxmlformats.org/officeDocument/2006/math" xmlns:v="urn:schemas-microsoft-com:vml" xmlns:wp="http://schemas.openxmlformats.org/drawingml/2006/wordprocessingDrawing" xmlns:w10="urn:schemas-microsoft-com:office:word" xmlns:w="http://schemas.openxmlformats.org/wordprocessingml/2006/main" xmlns:wne="http://schemas.microsoft.com/office/word/2006/wordml" xmlns:sl="http://schemas.openxmlformats.org/schemaLibrary/2006/main" xmlns:a="http://schemas.openxmlformats.org/drawingml/2006/main" xmlns:pic="http://schemas.openxmlformats.org/drawingml/2006/picture" xmlns:c="http://schemas.openxmlformats.org/drawingml/2006/chart" xmlns:lc="http://schemas.openxmlformats.org/drawingml/2006/lockedCanvas" xmlns:dgm="http://schemas.openxmlformats.org/drawingml/2006/diagram" xmlns:wps="http://schemas.microsoft.com/office/word/2010/wordprocessingShape" xmlns:wpg="http://schemas.microsoft.com/office/word/2010/wordprocessingGroup" xmlns:w14="http://schemas.microsoft.com/office/word/2010/wordml" xmlns:w15="http://schemas.microsoft.com/office/word/2012/wordml" xmlns:w16="http://schemas.microsoft.com/office/word/2018/wordml" xmlns:w16cex="http://schemas.microsoft.com/office/word/2018/wordml/cex" xmlns:w16cid="http://schemas.microsoft.com/office/word/2016/wordml/cid" xmlns="http://schemas.microsoft.com/office/tasks/2019/documenttasks" xmlns:cr="http://schemas.microsoft.com/office/comments/2020/reactions">
   <w:p>
     <w:pPr>
-      <w:pageBreakBefore w:val="0"/>
       <w:spacing w:line="240" w:lineRule="auto"/>
       <w:jc w:val="right"/>
       <w:rPr/>
@@ -1260,7 +1188,7 @@
         <wp:inline distB="114300" distT="114300" distL="114300" distR="114300">
           <wp:extent cx="6027150" cy="800100"/>
           <wp:effectExtent b="0" l="0" r="0" t="0"/>
-          <wp:docPr id="1" name="image1.png"/>
+          <wp:docPr id="2" name="image1.png"/>
           <a:graphic>
             <a:graphicData uri="http://schemas.openxmlformats.org/drawingml/2006/picture">
               <pic:pic>
@@ -1448,24 +1376,19 @@
       <w:szCs w:val="52"/>
     </w:rPr>
   </w:style>
-  <w:style w:type="paragraph" w:styleId="Subtitle">
-    <w:name w:val="Subtitle"/>
-    <w:basedOn w:val="Normal"/>
-    <w:next w:val="Normal"/>
-    <w:pPr>
-      <w:keepNext w:val="1"/>
-      <w:keepLines w:val="1"/>
-      <w:pageBreakBefore w:val="0"/>
-      <w:spacing w:after="320" w:before="0" w:lineRule="auto"/>
-    </w:pPr>
-    <w:rPr>
-      <w:rFonts w:ascii="Arial" w:cs="Arial" w:eastAsia="Arial" w:hAnsi="Arial"/>
-      <w:i w:val="0"/>
-      <w:iCs w:val="0"/>
-      <w:color w:val="666666"/>
-      <w:sz w:val="30"/>
-      <w:szCs w:val="30"/>
-    </w:rPr>
+  <w:style w:type="table" w:styleId="TableNormal" w:default="1">
+    <w:name w:val="TableNormal"/>
+    <w:tblPr>
+      <w:tblCellMar>
+        <w:top w:w="100.0" w:type="dxa"/>
+        <w:left w:w="100.0" w:type="dxa"/>
+        <w:bottom w:w="100.0" w:type="dxa"/>
+        <w:right w:w="100.0" w:type="dxa"/>
+      </w:tblCellMar>
+    </w:tblPr>
+  </w:style>
+  <w:style w:type="paragraph" w:styleId="Normal" w:default="1">
+    <w:name w:val="normal"/>
   </w:style>
   <w:style w:type="table" w:styleId="Table1">
     <w:basedOn w:val="TableNormal"/>
@@ -1510,6 +1433,32 @@
     <w:tblStylePr w:type="swCell">
       <w:tcPr/>
     </w:tblStylePr>
+  </w:style>
+  <w:style w:type="paragraph" w:styleId="Subtitle">
+    <w:name w:val="Subtitle"/>
+    <w:basedOn w:val="Normal"/>
+    <w:next w:val="Normal"/>
+    <w:pPr>
+      <w:keepNext w:val="1"/>
+      <w:keepLines w:val="1"/>
+      <w:pageBreakBefore w:val="0"/>
+      <w:spacing w:after="320" w:before="0" w:lineRule="auto"/>
+    </w:pPr>
+    <w:rPr>
+      <w:rFonts w:ascii="Arial" w:cs="Arial" w:eastAsia="Arial" w:hAnsi="Arial"/>
+      <w:i w:val="0"/>
+      <w:iCs w:val="0"/>
+      <w:color w:val="666666"/>
+      <w:sz w:val="30"/>
+      <w:szCs w:val="30"/>
+    </w:rPr>
+  </w:style>
+  <w:style w:type="table" w:styleId="Table1">
+    <w:basedOn w:val="TableNormal"/>
+    <w:tblPr>
+      <w:tblStyleRowBandSize w:val="1"/>
+      <w:tblStyleColBandSize w:val="1"/>
+    </w:tblPr>
   </w:style>
 </w:styles>
 </file>
@@ -1832,4 +1781,19 @@
   </a:objectDefaults>
   <a:extraClrSchemeLst/>
 </a:theme>
+</file>
+
+<file path=customXML/item1.xml><?xml version="1.0" encoding="utf-8"?>
+<go:gDocsCustomXmlDataStorage xmlns:go="http://customooxmlschemas.google.com/" xmlns:r="http://schemas.openxmlformats.org/officeDocument/2006/relationships" uri="GoogleDocsCustomDataVersion2">
+  <go:docsCustomData xmlns:go="http://customooxmlschemas.google.com/" roundtripDataSignature="AMtx7mg++VoGOZJgiQsaYdXfQ2oJDVqPcg==">CgMxLjA4AHIhMVFDY1U4dURrVU96bDRnUFNVSzlsR3hCUEZsN0xJU3F5</go:docsCustomData>
+</go:gDocsCustomXmlDataStorage>
+</file>
+
+<file path=customXML/itemProps1.xml><?xml version="1.0" encoding="utf-8"?>
+<ds:datastoreItem xmlns:ds="http://schemas.openxmlformats.org/officeDocument/2006/customXml" ds:itemID="{11111111-1234-1234-1234-123412341234}">
+  <ds:schemaRefs>
+    <ds:schemaRef ds:uri="http://schemas.openxmlformats.org/officeDocument/2006/relationships"/>
+    <ds:schemaRef ds:uri="http://customooxmlschemas.google.com/"/>
+  </ds:schemaRefs>
+</ds:datastoreItem>
 </file>